--- a/_implementation-notes/evening-series/handouts/FotH Pilot Session 14 Homework Handout DRAFT v1.docx
+++ b/_implementation-notes/evening-series/handouts/FotH Pilot Session 14 Homework Handout DRAFT v1.docx
@@ -2,13 +2,13 @@
 <file path=word/document.xml><?xml version="1.0" encoding="utf-8"?>
 <w:document xmlns:w="http://schemas.openxmlformats.org/wordprocessingml/2006/main" xmlns:m="http://schemas.openxmlformats.org/officeDocument/2006/math" xmlns:r="http://schemas.openxmlformats.org/officeDocument/2006/relationships" xmlns:o="urn:schemas-microsoft-com:office:office" xmlns:v="urn:schemas-microsoft-com:vml" xmlns:w10="urn:schemas-microsoft-com:office:word" xmlns:a="http://schemas.openxmlformats.org/drawingml/2006/main" xmlns:pic="http://schemas.openxmlformats.org/drawingml/2006/picture" xmlns:wp="http://schemas.openxmlformats.org/drawingml/2006/wordprocessingDrawing">
   <w:body>
-    <w:bookmarkStart w:id="13" w:name="X6715c298c0b7a326309d427e93104e682171133"/>
+    <w:bookmarkStart w:id="13" w:name="Xa63f7817873524899915cb505a4ea93bf8dedce"/>
     <w:p>
       <w:pPr>
         <w:pStyle w:val="Heading1"/>
       </w:pPr>
       <w:r>
-        <w:t xml:space="preserve">Homework Handout — Session 14: Second Running: Block a</w:t>
+        <w:t xml:space="preserve">Take-Home Sheet — Session 14: Second Running: Block a</w:t>
       </w:r>
     </w:p>
     <w:p>
@@ -20,20 +20,19 @@
           <w:b/>
           <w:bCs/>
         </w:rPr>
-        <w:t xml:space="preserve">Two weeks. Four parts. One page.</w:t>
-      </w:r>
-      <w:r>
-        <w:t xml:space="preserve"> </w:t>
-      </w:r>
-      <w:r>
-        <w:t xml:space="preserve">Evening series at the Tittle home.</w:t>
-      </w:r>
-    </w:p>
-    <w:p>
-      <w:r>
-        <w:pict>
-          <v:rect style="width:0;height:1.5pt" o:hralign="center" o:hrstd="t" o:hr="t"/>
-        </w:pict>
+        <w:t xml:space="preserve">Two weeks on one sheet: the practices, the boxes, the check-in.</w:t>
+      </w:r>
+      <w:r>
+        <w:t xml:space="preserve"> </w:t>
+      </w:r>
+      <w:r>
+        <w:t xml:space="preserve">Evening</w:t>
+      </w:r>
+      <w:r>
+        <w:t xml:space="preserve"> </w:t>
+      </w:r>
+      <w:r>
+        <w:t xml:space="preserve">series at the Tittle home. Fridge, mirror, or notebook pocket.</w:t>
       </w:r>
     </w:p>
     <w:bookmarkStart w:id="9" w:name="the-practice-week-one"/>
@@ -51,6 +50,34 @@
       </w:pPr>
       <w:r>
         <w:t xml:space="preserve">Continue the daily rhythm — the morning question, the evening journal note, PROAPT one short passage. And each family pair finishes at home anything the evening opened: the passage’s Tell said again at the table (Option 1), or one more card pulled during the week (Option 2).</w:t>
+      </w:r>
+    </w:p>
+    <w:p>
+      <w:pPr>
+        <w:pStyle w:val="BodyText"/>
+      </w:pPr>
+      <w:r>
+        <w:rPr>
+          <w:b/>
+          <w:bCs/>
+        </w:rPr>
+        <w:t xml:space="preserve">Week one:</w:t>
+      </w:r>
+      <w:r>
+        <w:t xml:space="preserve"> </w:t>
+      </w:r>
+      <w:r>
+        <w:t xml:space="preserve">☐ ☐ ☐ ☐ ☐ ☐ ☐</w:t>
+      </w:r>
+      <w:r>
+        <w:t xml:space="preserve"> </w:t>
+      </w:r>
+      <w:r>
+        <w:rPr>
+          <w:i/>
+          <w:iCs/>
+        </w:rPr>
+        <w:t xml:space="preserve">(one box per day; if the practice asks for fewer, check the days you did it)</w:t>
       </w:r>
     </w:p>
     <w:bookmarkEnd w:id="9"/>
@@ -68,7 +95,7 @@
         <w:pStyle w:val="FirstParagraph"/>
       </w:pPr>
       <w:r>
-        <w:t xml:space="preserve">My check-in partner for this cycle is:</w:t>
+        <w:t xml:space="preserve">My check-in partner this cycle is:</w:t>
       </w:r>
       <w:r>
         <w:t xml:space="preserve"> </w:t>
@@ -84,79 +111,129 @@
         <w:t xml:space="preserve"> </w:t>
       </w:r>
       <w:r>
+        <w:t xml:space="preserve">At the end of week one, connect and report how it’s going against the</w:t>
+      </w:r>
+      <w:r>
+        <w:t xml:space="preserve"> </w:t>
+      </w:r>
+      <w:r>
+        <w:t xml:space="preserve">practice. A text, a call, or a hallway conversation all count. You are not</w:t>
+      </w:r>
+      <w:r>
+        <w:t xml:space="preserve"> </w:t>
+      </w:r>
+      <w:r>
+        <w:t xml:space="preserve">grading each other; you are expecting each other.</w:t>
+      </w:r>
+      <w:r>
+        <w:t xml:space="preserve"> </w:t>
+      </w:r>
+      <w:r>
+        <w:rPr>
+          <w:b/>
+          <w:bCs/>
+        </w:rPr>
+        <w:t xml:space="preserve">Done:</w:t>
+      </w:r>
+      <w:r>
+        <w:t xml:space="preserve"> </w:t>
+      </w:r>
+      <w:r>
+        <w:t xml:space="preserve">☐</w:t>
+      </w:r>
+    </w:p>
+    <w:bookmarkEnd w:id="10"/>
+    <w:bookmarkStart w:id="11" w:name="the-practice-week-two"/>
+    <w:p>
+      <w:pPr>
+        <w:pStyle w:val="Heading2"/>
+      </w:pPr>
+      <w:r>
+        <w:t xml:space="preserve">3. The practice — week two</w:t>
+      </w:r>
+    </w:p>
+    <w:p>
+      <w:pPr>
+        <w:pStyle w:val="FirstParagraph"/>
+      </w:pPr>
+      <w:r>
+        <w:t xml:space="preserve">Continue or deepen the same practice, as the session specifies; journal what happens.</w:t>
+      </w:r>
+    </w:p>
+    <w:p>
+      <w:pPr>
+        <w:pStyle w:val="BodyText"/>
+      </w:pPr>
+      <w:r>
+        <w:rPr>
+          <w:b/>
+          <w:bCs/>
+        </w:rPr>
+        <w:t xml:space="preserve">Week two:</w:t>
+      </w:r>
+      <w:r>
+        <w:t xml:space="preserve"> </w:t>
+      </w:r>
+      <w:r>
+        <w:t xml:space="preserve">☐ ☐ ☐ ☐ ☐ ☐ ☐</w:t>
+      </w:r>
+    </w:p>
+    <w:bookmarkEnd w:id="11"/>
+    <w:bookmarkStart w:id="12" w:name="one-sentence-of-preparation"/>
+    <w:p>
+      <w:pPr>
+        <w:pStyle w:val="Heading2"/>
+      </w:pPr>
+      <w:r>
+        <w:t xml:space="preserve">4. One sentence of preparation</w:t>
+      </w:r>
+    </w:p>
+    <w:p>
+      <w:pPr>
+        <w:pStyle w:val="FirstParagraph"/>
+      </w:pPr>
+      <w:r>
+        <w:t xml:space="preserve">Set at commissioning from the session’s materials.</w:t>
+      </w:r>
+      <w:r>
+        <w:t xml:space="preserve"> </w:t>
+      </w:r>
+      <w:r>
+        <w:rPr>
+          <w:b/>
+          <w:bCs/>
+        </w:rPr>
+        <w:t xml:space="preserve">Done:</w:t>
+      </w:r>
+      <w:r>
+        <w:t xml:space="preserve"> </w:t>
+      </w:r>
+      <w:r>
+        <w:t xml:space="preserve">☐</w:t>
+      </w:r>
+    </w:p>
+    <w:p>
+      <w:r>
+        <w:pict>
+          <v:rect style="width:0;height:1.5pt" o:hralign="center" o:hrstd="t" o:hr="t"/>
+        </w:pict>
+      </w:r>
+    </w:p>
+    <w:p>
+      <w:pPr>
+        <w:pStyle w:val="FirstParagraph"/>
+      </w:pPr>
+      <w:r>
         <w:rPr>
           <w:i/>
           <w:iCs/>
         </w:rPr>
-        <w:t xml:space="preserve">(named aloud at commissioning; a new partner each cycle)</w:t>
+        <w:t xml:space="preserve">A missed box is never a failure — it is an invitation to return.</w:t>
       </w:r>
     </w:p>
     <w:p>
       <w:pPr>
         <w:pStyle w:val="BodyText"/>
-      </w:pPr>
-      <w:r>
-        <w:t xml:space="preserve">At the end of week one, connect with your partner and report how it’s</w:t>
-      </w:r>
-      <w:r>
-        <w:t xml:space="preserve"> </w:t>
-      </w:r>
-      <w:r>
-        <w:t xml:space="preserve">going against the practice. A text, a call, or a hallway conversation all</w:t>
-      </w:r>
-      <w:r>
-        <w:t xml:space="preserve"> </w:t>
-      </w:r>
-      <w:r>
-        <w:t xml:space="preserve">count. You are not grading each other; you are expecting each other.</w:t>
-      </w:r>
-    </w:p>
-    <w:bookmarkEnd w:id="10"/>
-    <w:bookmarkStart w:id="11" w:name="the-practice-week-two"/>
-    <w:p>
-      <w:pPr>
-        <w:pStyle w:val="Heading2"/>
-      </w:pPr>
-      <w:r>
-        <w:t xml:space="preserve">3. The practice — week two</w:t>
-      </w:r>
-    </w:p>
-    <w:p>
-      <w:pPr>
-        <w:pStyle w:val="FirstParagraph"/>
-      </w:pPr>
-      <w:r>
-        <w:t xml:space="preserve">Continue or deepen the same practice, as the session specifies; journal what happens.</w:t>
-      </w:r>
-    </w:p>
-    <w:bookmarkEnd w:id="11"/>
-    <w:bookmarkStart w:id="12" w:name="one-sentence-of-preparation"/>
-    <w:p>
-      <w:pPr>
-        <w:pStyle w:val="Heading2"/>
-      </w:pPr>
-      <w:r>
-        <w:t xml:space="preserve">4. One sentence of preparation</w:t>
-      </w:r>
-    </w:p>
-    <w:p>
-      <w:pPr>
-        <w:pStyle w:val="FirstParagraph"/>
-      </w:pPr>
-      <w:r>
-        <w:t xml:space="preserve">Set at commissioning from the session’s materials.</w:t>
-      </w:r>
-    </w:p>
-    <w:p>
-      <w:r>
-        <w:pict>
-          <v:rect style="width:0;height:1.5pt" o:hralign="center" o:hrstd="t" o:hr="t"/>
-        </w:pict>
-      </w:r>
-    </w:p>
-    <w:p>
-      <w:pPr>
-        <w:pStyle w:val="FirstParagraph"/>
       </w:pPr>
       <w:r>
         <w:rPr>

--- a/_implementation-notes/evening-series/handouts/FotH Pilot Session 14 Homework Handout DRAFT v1.docx
+++ b/_implementation-notes/evening-series/handouts/FotH Pilot Session 14 Homework Handout DRAFT v1.docx
@@ -12,27 +12,10 @@
       </w:r>
     </w:p>
     <w:p>
-      <w:pPr>
-        <w:pStyle w:val="FirstParagraph"/>
-      </w:pPr>
-      <w:r>
-        <w:rPr>
-          <w:b/>
-          <w:bCs/>
-        </w:rPr>
-        <w:t xml:space="preserve">Two weeks on one sheet: the practices, the boxes, the check-in.</w:t>
-      </w:r>
-      <w:r>
-        <w:t xml:space="preserve"> </w:t>
-      </w:r>
-      <w:r>
-        <w:t xml:space="preserve">Evening</w:t>
-      </w:r>
-      <w:r>
-        <w:t xml:space="preserve"> </w:t>
-      </w:r>
-      <w:r>
-        <w:t xml:space="preserve">series at the Tittle home. Fridge, mirror, or notebook pocket.</w:t>
+      <w:r>
+        <w:pict>
+          <v:rect style="width:0;height:1.5pt" o:hralign="center" o:hrstd="t" o:hr="t"/>
+        </w:pict>
       </w:r>
     </w:p>
     <w:bookmarkStart w:id="9" w:name="the-practice-week-one"/>
@@ -95,7 +78,7 @@
         <w:pStyle w:val="FirstParagraph"/>
       </w:pPr>
       <w:r>
-        <w:t xml:space="preserve">My check-in partner this cycle is:</w:t>
+        <w:t xml:space="preserve">My check-in partner for this cycle is:</w:t>
       </w:r>
       <w:r>
         <w:t xml:space="preserve"> </w:t>
@@ -111,19 +94,31 @@
         <w:t xml:space="preserve"> </w:t>
       </w:r>
       <w:r>
-        <w:t xml:space="preserve">At the end of week one, connect and report how it’s going against the</w:t>
+        <w:rPr>
+          <w:i/>
+          <w:iCs/>
+        </w:rPr>
+        <w:t xml:space="preserve">(named aloud at commissioning; a new partner each cycle)</w:t>
+      </w:r>
+    </w:p>
+    <w:p>
+      <w:pPr>
+        <w:pStyle w:val="BodyText"/>
+      </w:pPr>
+      <w:r>
+        <w:t xml:space="preserve">At the end of week one, connect with your partner and report how it’s going</w:t>
       </w:r>
       <w:r>
         <w:t xml:space="preserve"> </w:t>
       </w:r>
       <w:r>
-        <w:t xml:space="preserve">practice. A text, a call, or a hallway conversation all count. You are not</w:t>
+        <w:t xml:space="preserve">against the practice. A text, a call, or a hallway conversation all count.</w:t>
       </w:r>
       <w:r>
         <w:t xml:space="preserve"> </w:t>
       </w:r>
       <w:r>
-        <w:t xml:space="preserve">grading each other; you are expecting each other.</w:t>
+        <w:t xml:space="preserve">You are not grading each other; you are expecting each other.</w:t>
       </w:r>
       <w:r>
         <w:t xml:space="preserve"> </w:t>
@@ -157,7 +152,13 @@
         <w:pStyle w:val="FirstParagraph"/>
       </w:pPr>
       <w:r>
-        <w:t xml:space="preserve">Continue or deepen the same practice, as the session specifies; journal what happens.</w:t>
+        <w:t xml:space="preserve">Continue or deepen the same practice, as the session specifies; journal</w:t>
+      </w:r>
+      <w:r>
+        <w:t xml:space="preserve"> </w:t>
+      </w:r>
+      <w:r>
+        <w:t xml:space="preserve">what happens.</w:t>
       </w:r>
     </w:p>
     <w:p>
@@ -229,109 +230,6 @@
           <w:iCs/>
         </w:rPr>
         <w:t xml:space="preserve">A missed box is never a failure — it is an invitation to return.</w:t>
-      </w:r>
-    </w:p>
-    <w:p>
-      <w:pPr>
-        <w:pStyle w:val="BodyText"/>
-      </w:pPr>
-      <w:r>
-        <w:rPr>
-          <w:b/>
-          <w:bCs/>
-        </w:rPr>
-        <w:t xml:space="preserve">The journal’s standing closer, every week:</w:t>
-      </w:r>
-      <w:r>
-        <w:t xml:space="preserve"> </w:t>
-      </w:r>
-      <w:r>
-        <w:rPr>
-          <w:i/>
-          <w:iCs/>
-        </w:rPr>
-        <w:t xml:space="preserve">if I were to teach this</w:t>
-      </w:r>
-      <w:r>
-        <w:rPr>
-          <w:i/>
-          <w:iCs/>
-        </w:rPr>
-        <w:t xml:space="preserve"> </w:t>
-      </w:r>
-      <w:r>
-        <w:rPr>
-          <w:i/>
-          <w:iCs/>
-        </w:rPr>
-        <w:t xml:space="preserve">practice to someone, what would I tell them?</w:t>
-      </w:r>
-    </w:p>
-    <w:p>
-      <w:pPr>
-        <w:pStyle w:val="BodyText"/>
-      </w:pPr>
-      <w:r>
-        <w:rPr>
-          <w:b/>
-          <w:bCs/>
-        </w:rPr>
-        <w:t xml:space="preserve">Next evening:</w:t>
-      </w:r>
-      <w:r>
-        <w:t xml:space="preserve"> </w:t>
-      </w:r>
-      <w:r>
-        <w:t xml:space="preserve">____________ (Mon/Tue of the week of ____________), dinner</w:t>
-      </w:r>
-      <w:r>
-        <w:t xml:space="preserve"> </w:t>
-      </w:r>
-      <w:r>
-        <w:t xml:space="preserve">at 6:00, session at 7:00.</w:t>
-      </w:r>
-    </w:p>
-    <w:p>
-      <w:pPr>
-        <w:pStyle w:val="BodyText"/>
-      </w:pPr>
-      <w:r>
-        <w:rPr>
-          <w:b/>
-          <w:bCs/>
-        </w:rPr>
-        <w:t xml:space="preserve">The door out:</w:t>
-      </w:r>
-      <w:r>
-        <w:t xml:space="preserve"> </w:t>
-      </w:r>
-      <w:r>
-        <w:t xml:space="preserve">if anything from this work needs an adult outside the</w:t>
-      </w:r>
-      <w:r>
-        <w:t xml:space="preserve"> </w:t>
-      </w:r>
-      <w:r>
-        <w:t xml:space="preserve">leading team, that person is</w:t>
-      </w:r>
-      <w:r>
-        <w:t xml:space="preserve"> </w:t>
-      </w:r>
-      <w:r>
-        <w:rPr>
-          <w:b/>
-          <w:bCs/>
-        </w:rPr>
-        <w:t xml:space="preserve">Pastor Bobby Gore, (831) 277-9878</w:t>
-      </w:r>
-      <w:r>
-        <w:t xml:space="preserve">, and</w:t>
-      </w:r>
-      <w:r>
-        <w:t xml:space="preserve"> </w:t>
-      </w:r>
-      <w:r>
-        <w:t xml:space="preserve">going to them is always the right move.</w:t>
       </w:r>
     </w:p>
     <w:bookmarkEnd w:id="12"/>

--- a/_implementation-notes/evening-series/handouts/FotH Pilot Session 14 Homework Handout DRAFT v1.docx
+++ b/_implementation-notes/evening-series/handouts/FotH Pilot Session 14 Homework Handout DRAFT v1.docx
@@ -44,13 +44,7 @@
           <w:b/>
           <w:bCs/>
         </w:rPr>
-        <w:t xml:space="preserve">Week one:</w:t>
-      </w:r>
-      <w:r>
-        <w:t xml:space="preserve"> </w:t>
-      </w:r>
-      <w:r>
-        <w:t xml:space="preserve">☐ ☐ ☐ ☐ ☐ ☐ ☐</w:t>
+        <w:t xml:space="preserve">Week one</w:t>
       </w:r>
       <w:r>
         <w:t xml:space="preserve"> </w:t>
@@ -63,6 +57,197 @@
         <w:t xml:space="preserve">(one box per day; if the practice asks for fewer, check the days you did it)</w:t>
       </w:r>
     </w:p>
+    <w:tbl>
+      <w:tblPr>
+        <w:tblStyle w:val="Table"/>
+        <w:tblW w:type="auto" w:w="0"/>
+        <w:tblLook w:firstRow="1" w:lastRow="0" w:firstColumn="0" w:lastColumn="0" w:noHBand="0" w:noVBand="0" w:val="0020"/>
+      </w:tblPr>
+      <w:tblGrid>
+        <w:gridCol w:w="1131"/>
+        <w:gridCol w:w="1131"/>
+        <w:gridCol w:w="1131"/>
+        <w:gridCol w:w="1131"/>
+        <w:gridCol w:w="1131"/>
+        <w:gridCol w:w="1131"/>
+        <w:gridCol w:w="1131"/>
+      </w:tblGrid>
+      <w:tr>
+        <w:trPr>
+          <w:tblHeader w:val="on"/>
+        </w:trPr>
+        <w:tc>
+          <w:tcPr/>
+          <w:p>
+            <w:pPr>
+              <w:pStyle w:val="Compact"/>
+              <w:jc w:val="center"/>
+            </w:pPr>
+            <w:r>
+              <w:t xml:space="preserve">M</w:t>
+            </w:r>
+          </w:p>
+        </w:tc>
+        <w:tc>
+          <w:tcPr/>
+          <w:p>
+            <w:pPr>
+              <w:pStyle w:val="Compact"/>
+              <w:jc w:val="center"/>
+            </w:pPr>
+            <w:r>
+              <w:t xml:space="preserve">Tu</w:t>
+            </w:r>
+          </w:p>
+        </w:tc>
+        <w:tc>
+          <w:tcPr/>
+          <w:p>
+            <w:pPr>
+              <w:pStyle w:val="Compact"/>
+              <w:jc w:val="center"/>
+            </w:pPr>
+            <w:r>
+              <w:t xml:space="preserve">W</w:t>
+            </w:r>
+          </w:p>
+        </w:tc>
+        <w:tc>
+          <w:tcPr/>
+          <w:p>
+            <w:pPr>
+              <w:pStyle w:val="Compact"/>
+              <w:jc w:val="center"/>
+            </w:pPr>
+            <w:r>
+              <w:t xml:space="preserve">Th</w:t>
+            </w:r>
+          </w:p>
+        </w:tc>
+        <w:tc>
+          <w:tcPr/>
+          <w:p>
+            <w:pPr>
+              <w:pStyle w:val="Compact"/>
+              <w:jc w:val="center"/>
+            </w:pPr>
+            <w:r>
+              <w:t xml:space="preserve">F</w:t>
+            </w:r>
+          </w:p>
+        </w:tc>
+        <w:tc>
+          <w:tcPr/>
+          <w:p>
+            <w:pPr>
+              <w:pStyle w:val="Compact"/>
+              <w:jc w:val="center"/>
+            </w:pPr>
+            <w:r>
+              <w:t xml:space="preserve">Sa</w:t>
+            </w:r>
+          </w:p>
+        </w:tc>
+        <w:tc>
+          <w:tcPr/>
+          <w:p>
+            <w:pPr>
+              <w:pStyle w:val="Compact"/>
+              <w:jc w:val="center"/>
+            </w:pPr>
+            <w:r>
+              <w:t xml:space="preserve">Su</w:t>
+            </w:r>
+          </w:p>
+        </w:tc>
+      </w:tr>
+      <w:tr>
+        <w:tc>
+          <w:tcPr/>
+          <w:p>
+            <w:pPr>
+              <w:pStyle w:val="Compact"/>
+              <w:jc w:val="center"/>
+            </w:pPr>
+            <w:r>
+              <w:t xml:space="preserve">☐</w:t>
+            </w:r>
+          </w:p>
+        </w:tc>
+        <w:tc>
+          <w:tcPr/>
+          <w:p>
+            <w:pPr>
+              <w:pStyle w:val="Compact"/>
+              <w:jc w:val="center"/>
+            </w:pPr>
+            <w:r>
+              <w:t xml:space="preserve">☐</w:t>
+            </w:r>
+          </w:p>
+        </w:tc>
+        <w:tc>
+          <w:tcPr/>
+          <w:p>
+            <w:pPr>
+              <w:pStyle w:val="Compact"/>
+              <w:jc w:val="center"/>
+            </w:pPr>
+            <w:r>
+              <w:t xml:space="preserve">☐</w:t>
+            </w:r>
+          </w:p>
+        </w:tc>
+        <w:tc>
+          <w:tcPr/>
+          <w:p>
+            <w:pPr>
+              <w:pStyle w:val="Compact"/>
+              <w:jc w:val="center"/>
+            </w:pPr>
+            <w:r>
+              <w:t xml:space="preserve">☐</w:t>
+            </w:r>
+          </w:p>
+        </w:tc>
+        <w:tc>
+          <w:tcPr/>
+          <w:p>
+            <w:pPr>
+              <w:pStyle w:val="Compact"/>
+              <w:jc w:val="center"/>
+            </w:pPr>
+            <w:r>
+              <w:t xml:space="preserve">☐</w:t>
+            </w:r>
+          </w:p>
+        </w:tc>
+        <w:tc>
+          <w:tcPr/>
+          <w:p>
+            <w:pPr>
+              <w:pStyle w:val="Compact"/>
+              <w:jc w:val="center"/>
+            </w:pPr>
+            <w:r>
+              <w:t xml:space="preserve">☐</w:t>
+            </w:r>
+          </w:p>
+        </w:tc>
+        <w:tc>
+          <w:tcPr/>
+          <w:p>
+            <w:pPr>
+              <w:pStyle w:val="Compact"/>
+              <w:jc w:val="center"/>
+            </w:pPr>
+            <w:r>
+              <w:t xml:space="preserve">☐</w:t>
+            </w:r>
+          </w:p>
+        </w:tc>
+      </w:tr>
+    </w:tbl>
     <w:bookmarkEnd w:id="9"/>
     <w:bookmarkStart w:id="10" w:name="the-end-of-week-one-check-in"/>
     <w:p>
@@ -170,15 +355,200 @@
           <w:b/>
           <w:bCs/>
         </w:rPr>
-        <w:t xml:space="preserve">Week two:</w:t>
-      </w:r>
-      <w:r>
-        <w:t xml:space="preserve"> </w:t>
-      </w:r>
-      <w:r>
-        <w:t xml:space="preserve">☐ ☐ ☐ ☐ ☐ ☐ ☐</w:t>
+        <w:t xml:space="preserve">Week two</w:t>
       </w:r>
     </w:p>
+    <w:tbl>
+      <w:tblPr>
+        <w:tblStyle w:val="Table"/>
+        <w:tblW w:type="auto" w:w="0"/>
+        <w:tblLook w:firstRow="1" w:lastRow="0" w:firstColumn="0" w:lastColumn="0" w:noHBand="0" w:noVBand="0" w:val="0020"/>
+      </w:tblPr>
+      <w:tblGrid>
+        <w:gridCol w:w="1131"/>
+        <w:gridCol w:w="1131"/>
+        <w:gridCol w:w="1131"/>
+        <w:gridCol w:w="1131"/>
+        <w:gridCol w:w="1131"/>
+        <w:gridCol w:w="1131"/>
+        <w:gridCol w:w="1131"/>
+      </w:tblGrid>
+      <w:tr>
+        <w:trPr>
+          <w:tblHeader w:val="on"/>
+        </w:trPr>
+        <w:tc>
+          <w:tcPr/>
+          <w:p>
+            <w:pPr>
+              <w:pStyle w:val="Compact"/>
+              <w:jc w:val="center"/>
+            </w:pPr>
+            <w:r>
+              <w:t xml:space="preserve">M</w:t>
+            </w:r>
+          </w:p>
+        </w:tc>
+        <w:tc>
+          <w:tcPr/>
+          <w:p>
+            <w:pPr>
+              <w:pStyle w:val="Compact"/>
+              <w:jc w:val="center"/>
+            </w:pPr>
+            <w:r>
+              <w:t xml:space="preserve">Tu</w:t>
+            </w:r>
+          </w:p>
+        </w:tc>
+        <w:tc>
+          <w:tcPr/>
+          <w:p>
+            <w:pPr>
+              <w:pStyle w:val="Compact"/>
+              <w:jc w:val="center"/>
+            </w:pPr>
+            <w:r>
+              <w:t xml:space="preserve">W</w:t>
+            </w:r>
+          </w:p>
+        </w:tc>
+        <w:tc>
+          <w:tcPr/>
+          <w:p>
+            <w:pPr>
+              <w:pStyle w:val="Compact"/>
+              <w:jc w:val="center"/>
+            </w:pPr>
+            <w:r>
+              <w:t xml:space="preserve">Th</w:t>
+            </w:r>
+          </w:p>
+        </w:tc>
+        <w:tc>
+          <w:tcPr/>
+          <w:p>
+            <w:pPr>
+              <w:pStyle w:val="Compact"/>
+              <w:jc w:val="center"/>
+            </w:pPr>
+            <w:r>
+              <w:t xml:space="preserve">F</w:t>
+            </w:r>
+          </w:p>
+        </w:tc>
+        <w:tc>
+          <w:tcPr/>
+          <w:p>
+            <w:pPr>
+              <w:pStyle w:val="Compact"/>
+              <w:jc w:val="center"/>
+            </w:pPr>
+            <w:r>
+              <w:t xml:space="preserve">Sa</w:t>
+            </w:r>
+          </w:p>
+        </w:tc>
+        <w:tc>
+          <w:tcPr/>
+          <w:p>
+            <w:pPr>
+              <w:pStyle w:val="Compact"/>
+              <w:jc w:val="center"/>
+            </w:pPr>
+            <w:r>
+              <w:t xml:space="preserve">Su</w:t>
+            </w:r>
+          </w:p>
+        </w:tc>
+      </w:tr>
+      <w:tr>
+        <w:tc>
+          <w:tcPr/>
+          <w:p>
+            <w:pPr>
+              <w:pStyle w:val="Compact"/>
+              <w:jc w:val="center"/>
+            </w:pPr>
+            <w:r>
+              <w:t xml:space="preserve">☐</w:t>
+            </w:r>
+          </w:p>
+        </w:tc>
+        <w:tc>
+          <w:tcPr/>
+          <w:p>
+            <w:pPr>
+              <w:pStyle w:val="Compact"/>
+              <w:jc w:val="center"/>
+            </w:pPr>
+            <w:r>
+              <w:t xml:space="preserve">☐</w:t>
+            </w:r>
+          </w:p>
+        </w:tc>
+        <w:tc>
+          <w:tcPr/>
+          <w:p>
+            <w:pPr>
+              <w:pStyle w:val="Compact"/>
+              <w:jc w:val="center"/>
+            </w:pPr>
+            <w:r>
+              <w:t xml:space="preserve">☐</w:t>
+            </w:r>
+          </w:p>
+        </w:tc>
+        <w:tc>
+          <w:tcPr/>
+          <w:p>
+            <w:pPr>
+              <w:pStyle w:val="Compact"/>
+              <w:jc w:val="center"/>
+            </w:pPr>
+            <w:r>
+              <w:t xml:space="preserve">☐</w:t>
+            </w:r>
+          </w:p>
+        </w:tc>
+        <w:tc>
+          <w:tcPr/>
+          <w:p>
+            <w:pPr>
+              <w:pStyle w:val="Compact"/>
+              <w:jc w:val="center"/>
+            </w:pPr>
+            <w:r>
+              <w:t xml:space="preserve">☐</w:t>
+            </w:r>
+          </w:p>
+        </w:tc>
+        <w:tc>
+          <w:tcPr/>
+          <w:p>
+            <w:pPr>
+              <w:pStyle w:val="Compact"/>
+              <w:jc w:val="center"/>
+            </w:pPr>
+            <w:r>
+              <w:t xml:space="preserve">☐</w:t>
+            </w:r>
+          </w:p>
+        </w:tc>
+        <w:tc>
+          <w:tcPr/>
+          <w:p>
+            <w:pPr>
+              <w:pStyle w:val="Compact"/>
+              <w:jc w:val="center"/>
+            </w:pPr>
+            <w:r>
+              <w:t xml:space="preserve">☐</w:t>
+            </w:r>
+          </w:p>
+        </w:tc>
+      </w:tr>
+    </w:tbl>
     <w:bookmarkEnd w:id="11"/>
     <w:bookmarkStart w:id="12" w:name="one-sentence-of-preparation"/>
     <w:p>
